--- a/zht/docx/14.content.docx
+++ b/zht/docx/14.content.docx
@@ -19,7 +19,7 @@
         <w:rPr>
           <w:lang w:val="zh_TW" w:bidi="zh_TW"/>
         </w:rPr>
-        <w:t>Resource: 研讀筆記 - 書籍簡介 (Tyndale)</w:t>
+        <w:t>Resource: Tyndale Open Study Notes</w:t>
       </w:r>
       <w:r>
         <w:rPr>
@@ -112,7 +112,7 @@
         <w:rPr>
           <w:lang w:val="zh_TW" w:bidi="zh_TW"/>
         </w:rPr>
-        <w:t>研讀筆記 - 書籍簡介 (Tyndale)</w:t>
+        <w:t>Tyndale Open Study Notes</w:t>
       </w:r>
     </w:p>
     <w:p>

--- a/zht/docx/14.content.docx
+++ b/zht/docx/14.content.docx
@@ -19,7 +19,7 @@
         <w:rPr>
           <w:lang w:val="zh_TW" w:bidi="zh_TW"/>
         </w:rPr>
-        <w:t>Resource: Tyndale Open Study Notes</w:t>
+        <w:t>Resource: Aquifer Open Study Notes (Book Intros)</w:t>
       </w:r>
       <w:r>
         <w:rPr>
@@ -112,7 +112,7 @@
         <w:rPr>
           <w:lang w:val="zh_TW" w:bidi="zh_TW"/>
         </w:rPr>
-        <w:t>Tyndale Open Study Notes</w:t>
+        <w:t>Aquifer Open Study Notes (Book Intros)</w:t>
       </w:r>
     </w:p>
     <w:p>

--- a/zht/docx/14.content.docx
+++ b/zht/docx/14.content.docx
@@ -233,18 +233,12 @@
         </w:rPr>
         <w:t>歷代志下為前途未卜的百姓帶來目的與盼望。神曾應許大衛的後裔將擁有永恆的國度，然而猶大百姓卻被擄至巴比倫。即使他們已歸回耶路撒冷，如今仍是波斯帝國的臣民。猶大沒有來自大衛後裔的君王，也沒有成為國度的盼望。然而，神的應許是確定的，因此歷代志的作者鼓勵猶大人對未來懷抱盼望。約沙法王的話正好表達了這卷書的精神：「要聽我說：信耶和華—你們的神就必立穩；信他的先知就必亨通。」（</w:t>
       </w:r>
-      <w:hyperlink r:id="rId13">
-        <w:r>
-          <w:rPr>
-            <w:lang w:val="zh_TW" w:bidi="zh_TW"/>
-          </w:rPr>
-          <w:rPr>
-            <w:color w:val="0000EE"/>
-            <w:u w:val="single"/>
-          </w:rPr>
-          <w:t>代下20:20</w:t>
-        </w:r>
-      </w:hyperlink>
+      <w:r>
+        <w:rPr>
+          <w:lang w:val="zh_TW" w:bidi="zh_TW"/>
+        </w:rPr>
+        <w:t>代下20:20</w:t>
+      </w:r>
       <w:r>
         <w:rPr>
           <w:lang w:val="zh_TW" w:bidi="zh_TW"/>
@@ -327,36 +321,24 @@
         </w:rPr>
         <w:t>歷代志下的前九章集中記述所羅門的統治時期。這部分的敘述大多與建造聖殿及供應祭司有關。所羅門的禱告與神的回應，是歷代志作者對所羅門記述的核心（</w:t>
       </w:r>
-      <w:hyperlink r:id="rId14">
-        <w:r>
-          <w:rPr>
-            <w:lang w:val="zh_TW" w:bidi="zh_TW"/>
-          </w:rPr>
-          <w:rPr>
-            <w:color w:val="0000EE"/>
-            <w:u w:val="single"/>
-          </w:rPr>
-          <w:t>6:1–7:22</w:t>
-        </w:r>
-      </w:hyperlink>
+      <w:r>
+        <w:rPr>
+          <w:lang w:val="zh_TW" w:bidi="zh_TW"/>
+        </w:rPr>
+        <w:t>6:1–7:22</w:t>
+      </w:r>
       <w:r>
         <w:rPr>
           <w:lang w:val="zh_TW" w:bidi="zh_TW"/>
         </w:rPr>
         <w:t>）。神在異象中回應所羅門的禱告，闡明了歷代志作者的神學觀點（</w:t>
       </w:r>
-      <w:hyperlink r:id="rId15">
-        <w:r>
-          <w:rPr>
-            <w:lang w:val="zh_TW" w:bidi="zh_TW"/>
-          </w:rPr>
-          <w:rPr>
-            <w:color w:val="0000EE"/>
-            <w:u w:val="single"/>
-          </w:rPr>
-          <w:t>7:12–22</w:t>
-        </w:r>
-      </w:hyperlink>
+      <w:r>
+        <w:rPr>
+          <w:lang w:val="zh_TW" w:bidi="zh_TW"/>
+        </w:rPr>
+        <w:t>7:12–22</w:t>
+      </w:r>
       <w:r>
         <w:rPr>
           <w:lang w:val="zh_TW" w:bidi="zh_TW"/>
@@ -377,18 +359,12 @@
         </w:rPr>
         <w:t>歷代志作者在記載王國分裂之後，幾乎完全集中於記載南國猶大。他將國度的延續及以色列的未來，與大衛王朝及耶路撒冷的聖殿聯繫在一起。然而，統治猶大的大衛子孫並不完全是順服的典範。同時，北國以色列有時也行義（例如</w:t>
       </w:r>
-      <w:hyperlink r:id="rId16">
-        <w:r>
-          <w:rPr>
-            <w:lang w:val="zh_TW" w:bidi="zh_TW"/>
-          </w:rPr>
-          <w:rPr>
-            <w:color w:val="0000EE"/>
-            <w:u w:val="single"/>
-          </w:rPr>
-          <w:t>28:5–15</w:t>
-        </w:r>
-      </w:hyperlink>
+      <w:r>
+        <w:rPr>
+          <w:lang w:val="zh_TW" w:bidi="zh_TW"/>
+        </w:rPr>
+        <w:t>28:5–15</w:t>
+      </w:r>
       <w:r>
         <w:rPr>
           <w:lang w:val="zh_TW" w:bidi="zh_TW"/>
@@ -409,72 +385,48 @@
         </w:rPr>
         <w:t>歷代志對猶大諸王的描述，有時與列王紀中的平行記載有顯著不同。例如，烏西雅在列王紀中僅是個次要人物（</w:t>
       </w:r>
-      <w:hyperlink r:id="rId17">
-        <w:r>
-          <w:rPr>
-            <w:lang w:val="zh_TW" w:bidi="zh_TW"/>
-          </w:rPr>
-          <w:rPr>
-            <w:color w:val="0000EE"/>
-            <w:u w:val="single"/>
-          </w:rPr>
-          <w:t>王下15:1–7</w:t>
-        </w:r>
-      </w:hyperlink>
+      <w:r>
+        <w:rPr>
+          <w:lang w:val="zh_TW" w:bidi="zh_TW"/>
+        </w:rPr>
+        <w:t>王下15:1–7</w:t>
+      </w:r>
       <w:r>
         <w:rPr>
           <w:lang w:val="zh_TW" w:bidi="zh_TW"/>
         </w:rPr>
         <w:t>），然而他實際上是強大的君王，統治超過五十年。在歷代志中，烏西雅被描繪為著名的改革者和建設者。同樣，約坦在列王紀中的記載甚少（</w:t>
       </w:r>
-      <w:hyperlink r:id="rId18">
-        <w:r>
-          <w:rPr>
-            <w:lang w:val="zh_TW" w:bidi="zh_TW"/>
-          </w:rPr>
-          <w:rPr>
-            <w:color w:val="0000EE"/>
-            <w:u w:val="single"/>
-          </w:rPr>
-          <w:t>王下15:32–38</w:t>
-        </w:r>
-      </w:hyperlink>
+      <w:r>
+        <w:rPr>
+          <w:lang w:val="zh_TW" w:bidi="zh_TW"/>
+        </w:rPr>
+        <w:t>王下15:32–38</w:t>
+      </w:r>
       <w:r>
         <w:rPr>
           <w:lang w:val="zh_TW" w:bidi="zh_TW"/>
         </w:rPr>
         <w:t>），但歷代志卻詳細描述他的事蹟（</w:t>
       </w:r>
-      <w:hyperlink r:id="rId19">
-        <w:r>
-          <w:rPr>
-            <w:lang w:val="zh_TW" w:bidi="zh_TW"/>
-          </w:rPr>
-          <w:rPr>
-            <w:color w:val="0000EE"/>
-            <w:u w:val="single"/>
-          </w:rPr>
-          <w:t>代下27:3–4</w:t>
-        </w:r>
-      </w:hyperlink>
+      <w:r>
+        <w:rPr>
+          <w:lang w:val="zh_TW" w:bidi="zh_TW"/>
+        </w:rPr>
+        <w:t>代下27:3–4</w:t>
+      </w:r>
       <w:r>
         <w:rPr>
           <w:lang w:val="zh_TW" w:bidi="zh_TW"/>
         </w:rPr>
         <w:t>）。歷代志也擴展了我們對希西家的理解（</w:t>
       </w:r>
-      <w:hyperlink r:id="rId20">
-        <w:r>
-          <w:rPr>
-            <w:lang w:val="zh_TW" w:bidi="zh_TW"/>
-          </w:rPr>
-          <w:rPr>
-            <w:color w:val="0000EE"/>
-            <w:u w:val="single"/>
-          </w:rPr>
-          <w:t>29:1–32:33</w:t>
-        </w:r>
-      </w:hyperlink>
+      <w:r>
+        <w:rPr>
+          <w:lang w:val="zh_TW" w:bidi="zh_TW"/>
+        </w:rPr>
+        <w:t>29:1–32:33</w:t>
+      </w:r>
       <w:r>
         <w:rPr>
           <w:lang w:val="zh_TW" w:bidi="zh_TW"/>
@@ -495,18 +447,12 @@
         </w:rPr>
         <w:t>瑪拿西和亞們的統治隨之而來（</w:t>
       </w:r>
-      <w:hyperlink r:id="rId21">
-        <w:r>
-          <w:rPr>
-            <w:lang w:val="zh_TW" w:bidi="zh_TW"/>
-          </w:rPr>
-          <w:rPr>
-            <w:color w:val="0000EE"/>
-            <w:u w:val="single"/>
-          </w:rPr>
-          <w:t>33:1–25</w:t>
-        </w:r>
-      </w:hyperlink>
+      <w:r>
+        <w:rPr>
+          <w:lang w:val="zh_TW" w:bidi="zh_TW"/>
+        </w:rPr>
+        <w:t>33:1–25</w:t>
+      </w:r>
       <w:r>
         <w:rPr>
           <w:lang w:val="zh_TW" w:bidi="zh_TW"/>
@@ -527,36 +473,24 @@
         </w:rPr>
         <w:t>約西亞的統治（</w:t>
       </w:r>
-      <w:hyperlink r:id="rId22">
-        <w:r>
-          <w:rPr>
-            <w:lang w:val="zh_TW" w:bidi="zh_TW"/>
-          </w:rPr>
-          <w:rPr>
-            <w:color w:val="0000EE"/>
-            <w:u w:val="single"/>
-          </w:rPr>
-          <w:t>34:1–35:27</w:t>
-        </w:r>
-      </w:hyperlink>
+      <w:r>
+        <w:rPr>
+          <w:lang w:val="zh_TW" w:bidi="zh_TW"/>
+        </w:rPr>
+        <w:t>34:1–35:27</w:t>
+      </w:r>
       <w:r>
         <w:rPr>
           <w:lang w:val="zh_TW" w:bidi="zh_TW"/>
         </w:rPr>
         <w:t>）蒙神喜悅。但當約西亞去世（公元前609年）後，猶大的滅亡很快接著到來。四年內，巴比倫人開始了一系列的攻擊（公元前605–586年），最終導致耶路撒冷和聖殿被毀，大部分百姓被擄至巴比倫（</w:t>
       </w:r>
-      <w:hyperlink r:id="rId23">
-        <w:r>
-          <w:rPr>
-            <w:lang w:val="zh_TW" w:bidi="zh_TW"/>
-          </w:rPr>
-          <w:rPr>
-            <w:color w:val="0000EE"/>
-            <w:u w:val="single"/>
-          </w:rPr>
-          <w:t>36:2–21</w:t>
-        </w:r>
-      </w:hyperlink>
+      <w:r>
+        <w:rPr>
+          <w:lang w:val="zh_TW" w:bidi="zh_TW"/>
+        </w:rPr>
+        <w:t>36:2–21</w:t>
+      </w:r>
       <w:r>
         <w:rPr>
           <w:lang w:val="zh_TW" w:bidi="zh_TW"/>
@@ -577,18 +511,12 @@
         </w:rPr>
         <w:t>這卷書最後仍留下一線希望：公元前538年，波斯王塞魯士頒布詔令，允許猶太人歸回猶大，重建耶路撒冷（</w:t>
       </w:r>
-      <w:hyperlink r:id="rId24">
-        <w:r>
-          <w:rPr>
-            <w:lang w:val="zh_TW" w:bidi="zh_TW"/>
-          </w:rPr>
-          <w:rPr>
-            <w:color w:val="0000EE"/>
-            <w:u w:val="single"/>
-          </w:rPr>
-          <w:t>36:22–23</w:t>
-        </w:r>
-      </w:hyperlink>
+      <w:r>
+        <w:rPr>
+          <w:lang w:val="zh_TW" w:bidi="zh_TW"/>
+        </w:rPr>
+        <w:t>36:22–23</w:t>
+      </w:r>
       <w:r>
         <w:rPr>
           <w:lang w:val="zh_TW" w:bidi="zh_TW"/>
@@ -700,18 +628,12 @@
         </w:rPr>
         <w:t>歷代志將大衛和所羅門的時代呈現為理想的時期，全以色列在敬拜中合一（</w:t>
       </w:r>
-      <w:hyperlink r:id="rId25">
-        <w:r>
-          <w:rPr>
-            <w:lang w:val="zh_TW" w:bidi="zh_TW"/>
-          </w:rPr>
-          <w:rPr>
-            <w:color w:val="0000EE"/>
-            <w:u w:val="single"/>
-          </w:rPr>
-          <w:t>7:8</w:t>
-        </w:r>
-      </w:hyperlink>
+      <w:r>
+        <w:rPr>
+          <w:lang w:val="zh_TW" w:bidi="zh_TW"/>
+        </w:rPr>
+        <w:t>7:8</w:t>
+      </w:r>
       <w:r>
         <w:rPr>
           <w:lang w:val="zh_TW" w:bidi="zh_TW"/>
@@ -732,60 +654,36 @@
         </w:rPr>
         <w:t>歷代志的作者視所羅門的統治與大衛同等重要，因為所羅門成就了大衛為聖殿及其敬拜所預備的計劃（</w:t>
       </w:r>
-      <w:hyperlink r:id="rId26">
-        <w:r>
-          <w:rPr>
-            <w:lang w:val="zh_TW" w:bidi="zh_TW"/>
-          </w:rPr>
-          <w:rPr>
-            <w:color w:val="0000EE"/>
-            <w:u w:val="single"/>
-          </w:rPr>
-          <w:t>3:1，</w:t>
-        </w:r>
-      </w:hyperlink>
-      <w:hyperlink r:id="rId27">
-        <w:r>
-          <w:rPr>
-            <w:lang w:val="zh_TW" w:bidi="zh_TW"/>
-          </w:rPr>
-          <w:rPr>
-            <w:color w:val="0000EE"/>
-            <w:u w:val="single"/>
-          </w:rPr>
-          <w:t>5:1，</w:t>
-        </w:r>
-      </w:hyperlink>
-      <w:hyperlink r:id="rId28">
-        <w:r>
-          <w:rPr>
-            <w:lang w:val="zh_TW" w:bidi="zh_TW"/>
-          </w:rPr>
-          <w:rPr>
-            <w:color w:val="0000EE"/>
-            <w:u w:val="single"/>
-          </w:rPr>
-          <w:t>7:1</w:t>
-        </w:r>
-      </w:hyperlink>
+      <w:r>
+        <w:rPr>
+          <w:lang w:val="zh_TW" w:bidi="zh_TW"/>
+        </w:rPr>
+        <w:t>3:1，</w:t>
+      </w:r>
+      <w:r>
+        <w:rPr>
+          <w:lang w:val="zh_TW" w:bidi="zh_TW"/>
+        </w:rPr>
+        <w:t>5:1，</w:t>
+      </w:r>
+      <w:r>
+        <w:rPr>
+          <w:lang w:val="zh_TW" w:bidi="zh_TW"/>
+        </w:rPr>
+        <w:t>7:1</w:t>
+      </w:r>
       <w:r>
         <w:rPr>
           <w:lang w:val="zh_TW" w:bidi="zh_TW"/>
         </w:rPr>
         <w:t>）。在歷代志中，大衛公開宣佈立所羅門為王，所羅門也得著神的祝福和百姓全然的支持。歷代志未提及亞多尼雅的篡位企圖或所羅門的罪行，而是將分裂的責任歸於耶羅波安（</w:t>
       </w:r>
-      <w:hyperlink r:id="rId29">
-        <w:r>
-          <w:rPr>
-            <w:lang w:val="zh_TW" w:bidi="zh_TW"/>
-          </w:rPr>
-          <w:rPr>
-            <w:color w:val="0000EE"/>
-            <w:u w:val="single"/>
-          </w:rPr>
-          <w:t>13:6–7</w:t>
-        </w:r>
-      </w:hyperlink>
+      <w:r>
+        <w:rPr>
+          <w:lang w:val="zh_TW" w:bidi="zh_TW"/>
+        </w:rPr>
+        <w:t>13:6–7</w:t>
+      </w:r>
       <w:r>
         <w:rPr>
           <w:lang w:val="zh_TW" w:bidi="zh_TW"/>
@@ -820,90 +718,60 @@
         </w:rPr>
         <w:t>歷代志的作者也藉著希西家的統治，提供解決分裂王國問題的方法。先前，在亞哈斯統治之下，猶大王國墮落到與以色列同樣的不順服程度（</w:t>
       </w:r>
-      <w:hyperlink r:id="rId30">
-        <w:r>
-          <w:rPr>
-            <w:lang w:val="zh_TW" w:bidi="zh_TW"/>
-          </w:rPr>
-          <w:rPr>
-            <w:color w:val="0000EE"/>
-            <w:u w:val="single"/>
-          </w:rPr>
-          <w:t>28:2</w:t>
-        </w:r>
-      </w:hyperlink>
+      <w:r>
+        <w:rPr>
+          <w:lang w:val="zh_TW" w:bidi="zh_TW"/>
+        </w:rPr>
+        <w:t>28:2</w:t>
+      </w:r>
       <w:r>
         <w:rPr>
           <w:lang w:val="zh_TW" w:bidi="zh_TW"/>
         </w:rPr>
         <w:t>、</w:t>
       </w:r>
-      <w:hyperlink r:id="rId31">
-        <w:r>
-          <w:rPr>
-            <w:lang w:val="zh_TW" w:bidi="zh_TW"/>
-          </w:rPr>
-          <w:rPr>
-            <w:color w:val="0000EE"/>
-            <w:u w:val="single"/>
-          </w:rPr>
-          <w:t>6</w:t>
-        </w:r>
-      </w:hyperlink>
+      <w:r>
+        <w:rPr>
+          <w:lang w:val="zh_TW" w:bidi="zh_TW"/>
+        </w:rPr>
+        <w:t>6</w:t>
+      </w:r>
       <w:r>
         <w:rPr>
           <w:lang w:val="zh_TW" w:bidi="zh_TW"/>
         </w:rPr>
         <w:t>），然而以色列的領袖卻承認自己的罪（</w:t>
       </w:r>
-      <w:hyperlink r:id="rId32">
-        <w:r>
-          <w:rPr>
-            <w:lang w:val="zh_TW" w:bidi="zh_TW"/>
-          </w:rPr>
-          <w:rPr>
-            <w:color w:val="0000EE"/>
-            <w:u w:val="single"/>
-          </w:rPr>
-          <w:t>28:13</w:t>
-        </w:r>
-      </w:hyperlink>
+      <w:r>
+        <w:rPr>
+          <w:lang w:val="zh_TW" w:bidi="zh_TW"/>
+        </w:rPr>
+        <w:t>28:13</w:t>
+      </w:r>
       <w:r>
         <w:rPr>
           <w:lang w:val="zh_TW" w:bidi="zh_TW"/>
         </w:rPr>
         <w:t>），顯示出他們準備好迎接復興。接著，歷代志的作者介紹希西家，特別將他塑造成第二位所羅門。希西家邀請北國百姓參與他登基後的第一次逾越節，許多人響應前去參加（</w:t>
       </w:r>
-      <w:hyperlink r:id="rId33">
-        <w:r>
-          <w:rPr>
-            <w:lang w:val="zh_TW" w:bidi="zh_TW"/>
-          </w:rPr>
-          <w:rPr>
-            <w:color w:val="0000EE"/>
-            <w:u w:val="single"/>
-          </w:rPr>
-          <w:t>30:11</w:t>
-        </w:r>
-      </w:hyperlink>
+      <w:r>
+        <w:rPr>
+          <w:lang w:val="zh_TW" w:bidi="zh_TW"/>
+        </w:rPr>
+        <w:t>30:11</w:t>
+      </w:r>
       <w:r>
         <w:rPr>
           <w:lang w:val="zh_TW" w:bidi="zh_TW"/>
         </w:rPr>
         <w:t>）；類似的慶典自所羅門時代以來從未舉行（</w:t>
       </w:r>
-      <w:hyperlink r:id="rId34">
-        <w:r>
-          <w:rPr>
-            <w:lang w:val="zh_TW" w:bidi="zh_TW"/>
-          </w:rPr>
-          <w:rPr>
-            <w:color w:val="0000EE"/>
-            <w:u w:val="single"/>
-          </w:rPr>
-          <w:t>30:26</w:t>
-        </w:r>
-      </w:hyperlink>
+      <w:r>
+        <w:rPr>
+          <w:lang w:val="zh_TW" w:bidi="zh_TW"/>
+        </w:rPr>
+        <w:t>30:26</w:t>
+      </w:r>
       <w:r>
         <w:rPr>
           <w:lang w:val="zh_TW" w:bidi="zh_TW"/>
